--- a/项目说明文档.docx
+++ b/项目说明文档.docx
@@ -858,6 +858,8 @@
         <w:t>├── app.py                      Flask 应用工厂 create_app()</w:t>
         <w:br/>
         <w:t>├── config.json                 内核配置（全部可视化编辑，见第 6 章）</w:t>
+        <w:br/>
+        <w:t>├── README.md                   项目首页（含本说明书内容，与本文档同步维护）</w:t>
         <w:br/>
         <w:t>├── 插件开发教程.md              插件编写完整教程（接入 / 账号 / 权限 / 导航 / 接口 / 独立门户）</w:t>
         <w:br/>
@@ -932,6 +934,8 @@
         <w:t>│   ├── config_schema.py        配置项的可编辑清单 + 校验</w:t>
         <w:br/>
         <w:t>│   ├── paths.py                路径展示：项目相对路径 rel_path() + 日志路径脱敏 mask_paths()</w:t>
+        <w:br/>
+        <w:t>│   ├── web.py                  请求体读取：payload() 同时兼容 JSON 与表单提交</w:t>
         <w:br/>
         <w:t>│   ├── routes.py               首页仪表盘 / 健康检查 / 插件静态资源</w:t>
         <w:br/>
@@ -1049,32 +1053,6 @@
         <w:br/>
         <w:t>├── plugins/                    插件安装目录（plugins/&lt;full_id&gt;/）</w:t>
         <w:br/>
-        <w:t>│   ├── yezhongtao.erp.bridge/  ERP 只读插件（已安装，见 8.6）</w:t>
-        <w:br/>
-        <w:t>│   │   ├── plugin.json         元数据：权限、提供接口 erp.api</w:t>
-        <w:br/>
-        <w:t>│   │   ├── hooks.py            register(ctx)：蓝图/菜单/接口/调度</w:t>
-        <w:br/>
-        <w:t>│   │   ├── erpbridge_core.py   只读 ERP 客户端（urllib，无第三方依赖）</w:t>
-        <w:br/>
-        <w:t>│   │   ├── erpbridge_config.py 设置默认值、校验、账号规范化</w:t>
-        <w:br/>
-        <w:t>│   │   ├── erpbridge_store.py  data/ 读写（设置、缓存、日志、导出、PDF、下载令牌）</w:t>
-        <w:br/>
-        <w:t>│   │   ├── erpbridge_scheduler.py 账号抓取调度（按各自频率）</w:t>
-        <w:br/>
-        <w:t>│   │   ├── erpbridge_api.py    内部开发接口 ErpAPI（18 个方法）</w:t>
-        <w:br/>
-        <w:t>│   │   ├── erpbridge_views.py  页面 + HTTP API</w:t>
-        <w:br/>
-        <w:t>│   │   ├── templates/yezhongtao.erp.bridge/*.html</w:t>
-        <w:br/>
-        <w:t>│   │   ├── static/erp.css</w:t>
-        <w:br/>
-        <w:t>│   │   ├── README.md</w:t>
-        <w:br/>
-        <w:t>│   │   └── data/               运行时：settings.json、orders.json、exports/、pdfs/</w:t>
-        <w:br/>
         <w:t>│   └── yezhongtao.tools.preview/ 文件预览插件（已安装，见 8.7）</w:t>
         <w:br/>
         <w:t>│       ├── plugin.json         提供接口 preview.api</w:t>
@@ -6850,13 +6828,103 @@
           </w:tcPr>
           <w:p>
             <w:r>
-              <w:t>改路径（内核写回 config.json）</w:t>
+              <w:t xml:space="preserve">改路径（内核写回 config.json 的 </w:t>
+            </w:r>
+            <w:r>
+              <w:rPr>
+                <w:rFonts w:ascii="Consolas" w:hAnsi="Consolas" w:eastAsia="Consolas"/>
+                <w:color w:val="4338CA"/>
+                <w:sz w:val="19"/>
+              </w:rPr>
+              <w:t>plugin.path_overrides</w:t>
+            </w:r>
+            <w:r>
+              <w:t>）</w:t>
             </w:r>
           </w:p>
         </w:tc>
       </w:tr>
     </w:tbl>
     <w:p/>
+    <w:p>
+      <w:r>
+        <w:rPr>
+          <w:b/>
+        </w:rPr>
+        <w:t>请求体读取</w:t>
+      </w:r>
+      <w:r>
+        <w:t xml:space="preserve">：前端脚本用 </w:t>
+      </w:r>
+      <w:r>
+        <w:rPr>
+          <w:rFonts w:ascii="Consolas" w:hAnsi="Consolas" w:eastAsia="Consolas"/>
+          <w:color w:val="4338CA"/>
+          <w:sz w:val="19"/>
+        </w:rPr>
+        <w:t>App.api(...)</w:t>
+      </w:r>
+      <w:r>
+        <w:t xml:space="preserve"> 提交时发的是 </w:t>
+      </w:r>
+      <w:r>
+        <w:rPr>
+          <w:b/>
+        </w:rPr>
+        <w:t>JSON</w:t>
+      </w:r>
+      <w:r>
+        <w:t>，而 HTML 表单原生提交发的是</w:t>
+      </w:r>
+    </w:p>
+    <w:p>
+      <w:r>
+        <w:t xml:space="preserve">表单数据。所以接口统一用 </w:t>
+      </w:r>
+      <w:r>
+        <w:rPr>
+          <w:rFonts w:ascii="Consolas" w:hAnsi="Consolas" w:eastAsia="Consolas"/>
+          <w:color w:val="4338CA"/>
+          <w:sz w:val="19"/>
+        </w:rPr>
+        <w:t>core/web.py::payload()</w:t>
+      </w:r>
+      <w:r>
+        <w:t xml:space="preserve"> 读取（JSON 优先，回退表单），</w:t>
+      </w:r>
+    </w:p>
+    <w:p>
+      <w:r>
+        <w:t xml:space="preserve">不要直接写 </w:t>
+      </w:r>
+      <w:r>
+        <w:rPr>
+          <w:rFonts w:ascii="Consolas" w:hAnsi="Consolas" w:eastAsia="Consolas"/>
+          <w:color w:val="4338CA"/>
+          <w:sz w:val="19"/>
+        </w:rPr>
+        <w:t>request.form.get(...)</w:t>
+      </w:r>
+      <w:r>
+        <w:t>——否则前端 JS 提交时会永远取不到值</w:t>
+      </w:r>
+    </w:p>
+    <w:p>
+      <w:r>
+        <w:t>（历史 bug：</w:t>
+      </w:r>
+      <w:r>
+        <w:rPr>
+          <w:rFonts w:ascii="Consolas" w:hAnsi="Consolas" w:eastAsia="Consolas"/>
+          <w:color w:val="4338CA"/>
+          <w:sz w:val="19"/>
+        </w:rPr>
+        <w:t>/routes/&lt;id&gt;/remap</w:t>
+      </w:r>
+      <w:r>
+        <w:t xml:space="preserve"> 就踩过这个坑，现在两种提交都支持）。</w:t>
+      </w:r>
+    </w:p>
     <w:p>
       <w:r>
         <w:t>内部工具：</w:t>

--- a/项目说明文档.docx
+++ b/项目说明文档.docx
@@ -3548,6 +3548,35 @@
         <w:t>from flask_sqlalchemy import SQLAlchemy</w:t>
         <w:br/>
         <w:t>db = SQLAlchemy()</w:t>
+        <w:br/>
+        <w:br/>
+        <w:t>def migrate_schema() -&gt; None:</w:t>
+        <w:br/>
+        <w:t xml:space="preserve">    """老数据库补字段（SQLite 最小迁移）：目前补 menus.endpoint。"""</w:t>
+      </w:r>
+    </w:p>
+    <w:p>
+      <w:r>
+        <w:rPr>
+          <w:rFonts w:ascii="Consolas" w:hAnsi="Consolas" w:eastAsia="Consolas"/>
+          <w:color w:val="4338CA"/>
+          <w:sz w:val="19"/>
+        </w:rPr>
+        <w:t>create_app()</w:t>
+      </w:r>
+      <w:r>
+        <w:t xml:space="preserve"> 在 </w:t>
+      </w:r>
+      <w:r>
+        <w:rPr>
+          <w:rFonts w:ascii="Consolas" w:hAnsi="Consolas" w:eastAsia="Consolas"/>
+          <w:color w:val="4338CA"/>
+          <w:sz w:val="19"/>
+        </w:rPr>
+        <w:t>db.create_all()</w:t>
+      </w:r>
+      <w:r>
+        <w:t xml:space="preserve"> 之后调用它，所以老库升级不会因为缺列而报错。</w:t>
       </w:r>
     </w:p>
     <w:p>
@@ -3572,6 +3601,30 @@
       </w:r>
       <w:r>
         <w:t xml:space="preserve"> 用于 JSON 输出。</w:t>
+      </w:r>
+    </w:p>
+    <w:p>
+      <w:r>
+        <w:rPr>
+          <w:rFonts w:ascii="Consolas" w:hAnsi="Consolas" w:eastAsia="Consolas"/>
+          <w:color w:val="4338CA"/>
+          <w:sz w:val="19"/>
+        </w:rPr>
+        <w:t>Menu</w:t>
+      </w:r>
+      <w:r>
+        <w:t xml:space="preserve"> 多了 </w:t>
+      </w:r>
+      <w:r>
+        <w:rPr>
+          <w:rFonts w:ascii="Consolas" w:hAnsi="Consolas" w:eastAsia="Consolas"/>
+          <w:color w:val="4338CA"/>
+          <w:sz w:val="19"/>
+        </w:rPr>
+        <w:t>endpoint</w:t>
+      </w:r>
+      <w:r>
+        <w:t xml:space="preserve"> 字段：菜单可以存"接口名"而不是写死的 URL，渲染时现算地址。</w:t>
       </w:r>
     </w:p>
     <w:p>
@@ -5413,7 +5466,16 @@
           </w:tcPr>
           <w:p>
             <w:r>
-              <w:t>挂蓝图；蓝图名改写为 full_id；未设前缀则用分配的前缀</w:t>
+              <w:t>挂蓝图；蓝图名改写为 full_id；</w:t>
+            </w:r>
+            <w:r>
+              <w:rPr>
+                <w:b/>
+              </w:rPr>
+              <w:t>每次注册都覆盖 `bp.url_prefix`</w:t>
+            </w:r>
+            <w:r>
+              <w:t xml:space="preserve"> 为本次分配的前缀</w:t>
             </w:r>
           </w:p>
         </w:tc>
@@ -5430,7 +5492,7 @@
                 <w:color w:val="4338CA"/>
                 <w:sz w:val="19"/>
               </w:rPr>
-              <w:t>register_menus(menus)</w:t>
+              <w:t>register_menus(menus, prefix=实际前缀)</w:t>
             </w:r>
           </w:p>
         </w:tc>
@@ -5451,110 +5513,94 @@
               <w:t>full_id.</w:t>
             </w:r>
             <w:r>
-              <w:t xml:space="preserve"> 前缀）</w:t>
-            </w:r>
-          </w:p>
-        </w:tc>
-      </w:tr>
-      <w:tr>
-        <w:tc>
-          <w:tcPr>
-            <w:tcW w:type="dxa" w:w="4706"/>
-          </w:tcPr>
-          <w:p>
+              <w:t xml:space="preserve"> 前缀；支持 </w:t>
+            </w:r>
             <w:r>
               <w:rPr>
                 <w:rFonts w:ascii="Consolas" w:hAnsi="Consolas" w:eastAsia="Consolas"/>
                 <w:color w:val="4338CA"/>
                 <w:sz w:val="19"/>
               </w:rPr>
-              <w:t>provide(key, obj)</w:t>
-            </w:r>
-          </w:p>
-        </w:tc>
-        <w:tc>
-          <w:tcPr>
-            <w:tcW w:type="dxa" w:w="4706"/>
-          </w:tcPr>
-          <w:p>
-            <w:r>
-              <w:t xml:space="preserve">暴露接口，按 plugin.json 的 </w:t>
-            </w:r>
+              <w:t>endpoint</w:t>
+            </w:r>
+            <w:r>
+              <w:t xml:space="preserve"> 写法）</w:t>
+            </w:r>
+          </w:p>
+        </w:tc>
+      </w:tr>
+      <w:tr>
+        <w:tc>
+          <w:tcPr>
+            <w:tcW w:type="dxa" w:w="4706"/>
+          </w:tcPr>
+          <w:p>
             <w:r>
               <w:rPr>
                 <w:rFonts w:ascii="Consolas" w:hAnsi="Consolas" w:eastAsia="Consolas"/>
                 <w:color w:val="4338CA"/>
                 <w:sz w:val="19"/>
               </w:rPr>
-              <w:t>provides</w:t>
-            </w:r>
-            <w:r>
-              <w:t xml:space="preserve"> 包装权限校验</w:t>
-            </w:r>
-          </w:p>
-        </w:tc>
-      </w:tr>
-      <w:tr>
-        <w:tc>
-          <w:tcPr>
-            <w:tcW w:type="dxa" w:w="4706"/>
-          </w:tcPr>
-          <w:p>
+              <w:t>provide(key, obj)</w:t>
+            </w:r>
+          </w:p>
+        </w:tc>
+        <w:tc>
+          <w:tcPr>
+            <w:tcW w:type="dxa" w:w="4706"/>
+          </w:tcPr>
+          <w:p>
+            <w:r>
+              <w:t xml:space="preserve">暴露接口，按 plugin.json 的 </w:t>
+            </w:r>
             <w:r>
               <w:rPr>
                 <w:rFonts w:ascii="Consolas" w:hAnsi="Consolas" w:eastAsia="Consolas"/>
                 <w:color w:val="4338CA"/>
                 <w:sz w:val="19"/>
               </w:rPr>
-              <w:t>on(event, handler)</w:t>
-            </w:r>
-          </w:p>
-        </w:tc>
-        <w:tc>
-          <w:tcPr>
-            <w:tcW w:type="dxa" w:w="4706"/>
-          </w:tcPr>
-          <w:p>
-            <w:r>
-              <w:t>订阅事件，</w:t>
-            </w:r>
+              <w:t>provides</w:t>
+            </w:r>
+            <w:r>
+              <w:t xml:space="preserve"> 包装权限校验</w:t>
+            </w:r>
+          </w:p>
+        </w:tc>
+      </w:tr>
+      <w:tr>
+        <w:tc>
+          <w:tcPr>
+            <w:tcW w:type="dxa" w:w="4706"/>
+          </w:tcPr>
+          <w:p>
             <w:r>
               <w:rPr>
                 <w:rFonts w:ascii="Consolas" w:hAnsi="Consolas" w:eastAsia="Consolas"/>
                 <w:color w:val="4338CA"/>
                 <w:sz w:val="19"/>
               </w:rPr>
-              <w:t>PluginManager.emit(event, ...)</w:t>
-            </w:r>
-            <w:r>
-              <w:t xml:space="preserve"> 触发</w:t>
-            </w:r>
-          </w:p>
-        </w:tc>
-      </w:tr>
-      <w:tr>
-        <w:tc>
-          <w:tcPr>
-            <w:tcW w:type="dxa" w:w="4706"/>
-          </w:tcPr>
-          <w:p>
+              <w:t>on(event, handler)</w:t>
+            </w:r>
+          </w:p>
+        </w:tc>
+        <w:tc>
+          <w:tcPr>
+            <w:tcW w:type="dxa" w:w="4706"/>
+          </w:tcPr>
+          <w:p>
+            <w:r>
+              <w:t>订阅事件，</w:t>
+            </w:r>
             <w:r>
               <w:rPr>
                 <w:rFonts w:ascii="Consolas" w:hAnsi="Consolas" w:eastAsia="Consolas"/>
                 <w:color w:val="4338CA"/>
                 <w:sz w:val="19"/>
               </w:rPr>
-              <w:t>require(key)</w:t>
-            </w:r>
-          </w:p>
-        </w:tc>
-        <w:tc>
-          <w:tcPr>
-            <w:tcW w:type="dxa" w:w="4706"/>
-          </w:tcPr>
-          <w:p>
-            <w:r>
-              <w:t>取接口（校验依赖声明 + 权限使用声明）</w:t>
+              <w:t>PluginManager.emit(event, ...)</w:t>
+            </w:r>
+            <w:r>
+              <w:t xml:space="preserve"> 触发</w:t>
             </w:r>
           </w:p>
         </w:tc>
@@ -5571,17 +5617,17 @@
                 <w:color w:val="4338CA"/>
                 <w:sz w:val="19"/>
               </w:rPr>
-              <w:t>get(key, default)</w:t>
-            </w:r>
-          </w:p>
-        </w:tc>
-        <w:tc>
-          <w:tcPr>
-            <w:tcW w:type="dxa" w:w="4706"/>
-          </w:tcPr>
-          <w:p>
-            <w:r>
-              <w:t>取接口，失败返回默认</w:t>
+              <w:t>require(key)</w:t>
+            </w:r>
+          </w:p>
+        </w:tc>
+        <w:tc>
+          <w:tcPr>
+            <w:tcW w:type="dxa" w:w="4706"/>
+          </w:tcPr>
+          <w:p>
+            <w:r>
+              <w:t>取接口（校验依赖声明 + 权限使用声明）</w:t>
             </w:r>
           </w:p>
         </w:tc>
@@ -5598,55 +5644,55 @@
                 <w:color w:val="4338CA"/>
                 <w:sz w:val="19"/>
               </w:rPr>
-              <w:t>render(name, **ctx)</w:t>
-            </w:r>
-          </w:p>
-        </w:tc>
-        <w:tc>
-          <w:tcPr>
-            <w:tcW w:type="dxa" w:w="4706"/>
-          </w:tcPr>
-          <w:p>
-            <w:r>
-              <w:t xml:space="preserve">渲染自己的模板（自动加 </w:t>
-            </w:r>
+              <w:t>get(key, default)</w:t>
+            </w:r>
+          </w:p>
+        </w:tc>
+        <w:tc>
+          <w:tcPr>
+            <w:tcW w:type="dxa" w:w="4706"/>
+          </w:tcPr>
+          <w:p>
+            <w:r>
+              <w:t>取接口，失败返回默认</w:t>
+            </w:r>
+          </w:p>
+        </w:tc>
+      </w:tr>
+      <w:tr>
+        <w:tc>
+          <w:tcPr>
+            <w:tcW w:type="dxa" w:w="4706"/>
+          </w:tcPr>
+          <w:p>
             <w:r>
               <w:rPr>
                 <w:rFonts w:ascii="Consolas" w:hAnsi="Consolas" w:eastAsia="Consolas"/>
                 <w:color w:val="4338CA"/>
                 <w:sz w:val="19"/>
               </w:rPr>
-              <w:t>full_id/</w:t>
-            </w:r>
-            <w:r>
-              <w:t xml:space="preserve"> 前缀）</w:t>
-            </w:r>
-          </w:p>
-        </w:tc>
-      </w:tr>
-      <w:tr>
-        <w:tc>
-          <w:tcPr>
-            <w:tcW w:type="dxa" w:w="4706"/>
-          </w:tcPr>
-          <w:p>
+              <w:t>render(name, **ctx)</w:t>
+            </w:r>
+          </w:p>
+        </w:tc>
+        <w:tc>
+          <w:tcPr>
+            <w:tcW w:type="dxa" w:w="4706"/>
+          </w:tcPr>
+          <w:p>
+            <w:r>
+              <w:t xml:space="preserve">渲染自己的模板（自动加 </w:t>
+            </w:r>
             <w:r>
               <w:rPr>
                 <w:rFonts w:ascii="Consolas" w:hAnsi="Consolas" w:eastAsia="Consolas"/>
                 <w:color w:val="4338CA"/>
                 <w:sz w:val="19"/>
               </w:rPr>
-              <w:t>static_url(filename)</w:t>
-            </w:r>
-          </w:p>
-        </w:tc>
-        <w:tc>
-          <w:tcPr>
-            <w:tcW w:type="dxa" w:w="4706"/>
-          </w:tcPr>
-          <w:p>
-            <w:r>
-              <w:t>自己的静态资源 URL</w:t>
+              <w:t>full_id/</w:t>
+            </w:r>
+            <w:r>
+              <w:t xml:space="preserve"> 前缀）</w:t>
             </w:r>
           </w:p>
         </w:tc>
@@ -5663,17 +5709,51 @@
                 <w:color w:val="4338CA"/>
                 <w:sz w:val="19"/>
               </w:rPr>
-              <w:t>log()</w:t>
-            </w:r>
-          </w:p>
-        </w:tc>
-        <w:tc>
-          <w:tcPr>
-            <w:tcW w:type="dxa" w:w="4706"/>
-          </w:tcPr>
-          <w:p>
-            <w:r>
-              <w:t>插件 logger（</w:t>
+              <w:t>static_url(filename)</w:t>
+            </w:r>
+          </w:p>
+        </w:tc>
+        <w:tc>
+          <w:tcPr>
+            <w:tcW w:type="dxa" w:w="4706"/>
+          </w:tcPr>
+          <w:p>
+            <w:r>
+              <w:t>自己的静态资源 URL</w:t>
+            </w:r>
+          </w:p>
+        </w:tc>
+      </w:tr>
+      <w:tr>
+        <w:tc>
+          <w:tcPr>
+            <w:tcW w:type="dxa" w:w="4706"/>
+          </w:tcPr>
+          <w:p>
+            <w:r>
+              <w:rPr>
+                <w:b/>
+              </w:rPr>
+              <w:t xml:space="preserve">`url_for(name, </w:t>
+            </w:r>
+            <w:r>
+              <w:t>values)`**</w:t>
+            </w:r>
+          </w:p>
+        </w:tc>
+        <w:tc>
+          <w:tcPr>
+            <w:tcW w:type="dxa" w:w="4706"/>
+          </w:tcPr>
+          <w:p>
+            <w:r>
+              <w:rPr>
+                <w:b/>
+              </w:rPr>
+              <w:t>生成插件页面地址</w:t>
+            </w:r>
+            <w:r>
+              <w:t>（自动用当前实际前缀），</w:t>
             </w:r>
             <w:r>
               <w:rPr>
@@ -5681,6 +5761,107 @@
                 <w:color w:val="4338CA"/>
                 <w:sz w:val="19"/>
               </w:rPr>
+              <w:t>name</w:t>
+            </w:r>
+            <w:r>
+              <w:t xml:space="preserve"> 可写 </w:t>
+            </w:r>
+            <w:r>
+              <w:rPr>
+                <w:rFonts w:ascii="Consolas" w:hAnsi="Consolas" w:eastAsia="Consolas"/>
+                <w:color w:val="4338CA"/>
+                <w:sz w:val="19"/>
+              </w:rPr>
+              <w:t>"dashboard"</w:t>
+            </w:r>
+            <w:r>
+              <w:t xml:space="preserve"> 或 </w:t>
+            </w:r>
+            <w:r>
+              <w:rPr>
+                <w:rFonts w:ascii="Consolas" w:hAnsi="Consolas" w:eastAsia="Consolas"/>
+                <w:color w:val="4338CA"/>
+                <w:sz w:val="19"/>
+              </w:rPr>
+              <w:t>".dashboard"</w:t>
+            </w:r>
+          </w:p>
+        </w:tc>
+      </w:tr>
+      <w:tr>
+        <w:tc>
+          <w:tcPr>
+            <w:tcW w:type="dxa" w:w="4706"/>
+          </w:tcPr>
+          <w:p>
+            <w:r>
+              <w:rPr>
+                <w:b/>
+              </w:rPr>
+              <w:t>`url(path="")`</w:t>
+            </w:r>
+          </w:p>
+        </w:tc>
+        <w:tc>
+          <w:tcPr>
+            <w:tcW w:type="dxa" w:w="4706"/>
+          </w:tcPr>
+          <w:p>
+            <w:r>
+              <w:t xml:space="preserve">用当前前缀拼一个地址，例如 </w:t>
+            </w:r>
+            <w:r>
+              <w:rPr>
+                <w:rFonts w:ascii="Consolas" w:hAnsi="Consolas" w:eastAsia="Consolas"/>
+                <w:color w:val="4338CA"/>
+                <w:sz w:val="19"/>
+              </w:rPr>
+              <w:t>url("/query")</w:t>
+            </w:r>
+            <w:r>
+              <w:t xml:space="preserve"> → </w:t>
+            </w:r>
+            <w:r>
+              <w:rPr>
+                <w:rFonts w:ascii="Consolas" w:hAnsi="Consolas" w:eastAsia="Consolas"/>
+                <w:color w:val="4338CA"/>
+                <w:sz w:val="19"/>
+              </w:rPr>
+              <w:t>/erp/query</w:t>
+            </w:r>
+          </w:p>
+        </w:tc>
+      </w:tr>
+      <w:tr>
+        <w:tc>
+          <w:tcPr>
+            <w:tcW w:type="dxa" w:w="4706"/>
+          </w:tcPr>
+          <w:p>
+            <w:r>
+              <w:rPr>
+                <w:rFonts w:ascii="Consolas" w:hAnsi="Consolas" w:eastAsia="Consolas"/>
+                <w:color w:val="4338CA"/>
+                <w:sz w:val="19"/>
+              </w:rPr>
+              <w:t>log()</w:t>
+            </w:r>
+          </w:p>
+        </w:tc>
+        <w:tc>
+          <w:tcPr>
+            <w:tcW w:type="dxa" w:w="4706"/>
+          </w:tcPr>
+          <w:p>
+            <w:r>
+              <w:t>插件 logger（</w:t>
+            </w:r>
+            <w:r>
+              <w:rPr>
+                <w:rFonts w:ascii="Consolas" w:hAnsi="Consolas" w:eastAsia="Consolas"/>
+                <w:color w:val="4338CA"/>
+                <w:sz w:val="19"/>
+              </w:rPr>
               <w:t>plugin.&lt;full_id&gt;</w:t>
             </w:r>
             <w:r>
@@ -5691,6 +5872,111 @@
       </w:tr>
     </w:tbl>
     <w:p/>
+    <w:p>
+      <w:pPr>
+        <w:spacing w:after="60"/>
+        <w:ind w:left="283"/>
+      </w:pPr>
+      <w:r>
+        <w:rPr>
+          <w:color w:val="64748B"/>
+        </w:rPr>
+        <w:t>插件</w:t>
+      </w:r>
+      <w:r>
+        <w:rPr>
+          <w:b/>
+          <w:color w:val="64748B"/>
+        </w:rPr>
+        <w:t>不要</w:t>
+      </w:r>
+      <w:r>
+        <w:rPr>
+          <w:color w:val="64748B"/>
+        </w:rPr>
+        <w:t xml:space="preserve">自己拼 </w:t>
+      </w:r>
+      <w:r>
+        <w:rPr>
+          <w:rFonts w:ascii="Consolas" w:hAnsi="Consolas" w:eastAsia="Consolas"/>
+          <w:color w:val="64748B"/>
+          <w:sz w:val="19"/>
+        </w:rPr>
+        <w:t>"/" + 前缀 + ...</w:t>
+      </w:r>
+      <w:r>
+        <w:rPr>
+          <w:color w:val="64748B"/>
+        </w:rPr>
+        <w:t xml:space="preserve"> 或用写死的 </w:t>
+      </w:r>
+      <w:r>
+        <w:rPr>
+          <w:rFonts w:ascii="Consolas" w:hAnsi="Consolas" w:eastAsia="Consolas"/>
+          <w:color w:val="64748B"/>
+          <w:sz w:val="19"/>
+        </w:rPr>
+        <w:t>/erp/...</w:t>
+      </w:r>
+      <w:r>
+        <w:rPr>
+          <w:color w:val="64748B"/>
+        </w:rPr>
+        <w:t>；</w:t>
+      </w:r>
+    </w:p>
+    <w:p>
+      <w:pPr>
+        <w:spacing w:after="60"/>
+        <w:ind w:left="283"/>
+      </w:pPr>
+      <w:r>
+        <w:rPr>
+          <w:color w:val="64748B"/>
+        </w:rPr>
+        <w:t xml:space="preserve">统一用 </w:t>
+      </w:r>
+      <w:r>
+        <w:rPr>
+          <w:rFonts w:ascii="Consolas" w:hAnsi="Consolas" w:eastAsia="Consolas"/>
+          <w:color w:val="64748B"/>
+          <w:sz w:val="19"/>
+        </w:rPr>
+        <w:t>url_for(".视图")</w:t>
+      </w:r>
+      <w:r>
+        <w:rPr>
+          <w:color w:val="64748B"/>
+        </w:rPr>
+        <w:t xml:space="preserve">（模板里）或 </w:t>
+      </w:r>
+      <w:r>
+        <w:rPr>
+          <w:rFonts w:ascii="Consolas" w:hAnsi="Consolas" w:eastAsia="Consolas"/>
+          <w:color w:val="64748B"/>
+          <w:sz w:val="19"/>
+        </w:rPr>
+        <w:t>ctx.url_for("视图")</w:t>
+      </w:r>
+      <w:r>
+        <w:rPr>
+          <w:color w:val="64748B"/>
+        </w:rPr>
+        <w:t>（代码里）。</w:t>
+      </w:r>
+    </w:p>
+    <w:p>
+      <w:pPr>
+        <w:spacing w:after="60"/>
+        <w:ind w:left="283"/>
+      </w:pPr>
+      <w:r>
+        <w:rPr>
+          <w:color w:val="64748B"/>
+        </w:rPr>
+        <w:t>管理员在「URL 映射」改了前缀后，这两者都会自动使用新地址。</w:t>
+      </w:r>
+    </w:p>
     <w:p>
       <w:pPr>
         <w:pStyle w:val="Heading3"/>
@@ -6168,17 +6454,71 @@
                 <w:color w:val="4338CA"/>
                 <w:sz w:val="19"/>
               </w:rPr>
-              <w:t>._register_menus(plugin_id, menus)</w:t>
-            </w:r>
-          </w:p>
-        </w:tc>
-        <w:tc>
-          <w:tcPr>
-            <w:tcW w:type="dxa" w:w="4706"/>
-          </w:tcPr>
-          <w:p>
-            <w:r>
-              <w:t>写 Menu 表</w:t>
+              <w:t>._register_menus(plugin_id, menus, prefix)</w:t>
+            </w:r>
+          </w:p>
+        </w:tc>
+        <w:tc>
+          <w:tcPr>
+            <w:tcW w:type="dxa" w:w="4706"/>
+          </w:tcPr>
+          <w:p>
+            <w:r>
+              <w:t xml:space="preserve">写 Menu 表；把菜单里的前缀归一化成 </w:t>
+            </w:r>
+            <w:r>
+              <w:rPr>
+                <w:rFonts w:ascii="Consolas" w:hAnsi="Consolas" w:eastAsia="Consolas"/>
+                <w:color w:val="4338CA"/>
+                <w:sz w:val="19"/>
+              </w:rPr>
+              <w:t>{prefix}</w:t>
+            </w:r>
+            <w:r>
+              <w:t xml:space="preserve">，并保存 </w:t>
+            </w:r>
+            <w:r>
+              <w:rPr>
+                <w:rFonts w:ascii="Consolas" w:hAnsi="Consolas" w:eastAsia="Consolas"/>
+                <w:color w:val="4338CA"/>
+                <w:sz w:val="19"/>
+              </w:rPr>
+              <w:t>endpoint</w:t>
+            </w:r>
+          </w:p>
+        </w:tc>
+      </w:tr>
+      <w:tr>
+        <w:tc>
+          <w:tcPr>
+            <w:tcW w:type="dxa" w:w="4706"/>
+          </w:tcPr>
+          <w:p>
+            <w:r>
+              <w:rPr>
+                <w:rFonts w:ascii="Consolas" w:hAnsi="Consolas" w:eastAsia="Consolas"/>
+                <w:color w:val="4338CA"/>
+                <w:sz w:val="19"/>
+              </w:rPr>
+              <w:t>._menu_endpoint / _normalize_menu_url</w:t>
+            </w:r>
+          </w:p>
+        </w:tc>
+        <w:tc>
+          <w:tcPr>
+            <w:tcW w:type="dxa" w:w="4706"/>
+          </w:tcPr>
+          <w:p>
+            <w:r>
+              <w:t xml:space="preserve">菜单地址工具：短 endpoint 补全；写死 URL 的前缀换成 </w:t>
+            </w:r>
+            <w:r>
+              <w:rPr>
+                <w:rFonts w:ascii="Consolas" w:hAnsi="Consolas" w:eastAsia="Consolas"/>
+                <w:color w:val="4338CA"/>
+                <w:sz w:val="19"/>
+              </w:rPr>
+              <w:t>{prefix}</w:t>
             </w:r>
           </w:p>
         </w:tc>
@@ -7199,6 +7539,424 @@
     <w:p>
       <w:r>
         <w:t>所以停用插件后刷新页面，侧栏里不会再有它的菜单。</w:t>
+      </w:r>
+    </w:p>
+    <w:p>
+      <w:pPr>
+        <w:pStyle w:val="Heading3"/>
+      </w:pPr>
+      <w:r>
+        <w:t>3.15.1 改了插件 URL 之后，地址怎么保持同步</w:t>
+      </w:r>
+    </w:p>
+    <w:p>
+      <w:r>
+        <w:t>这是最容易出问题的地方：菜单、插件页内链接、API 文档、插件管理页按钮、前端请求，</w:t>
+      </w:r>
+    </w:p>
+    <w:p>
+      <w:r>
+        <w:t>只要有一处写死旧前缀就会 404。内核现在的做法：</w:t>
+      </w:r>
+    </w:p>
+    <w:tbl>
+      <w:tblPr>
+        <w:tblStyle w:val="TableGrid"/>
+        <w:tblW w:type="auto" w:w="0"/>
+        <w:jc w:val="center"/>
+        <w:tblLayout w:type="autofit"/>
+        <w:tblLook w:firstColumn="1" w:firstRow="1" w:lastColumn="0" w:lastRow="0" w:noHBand="0" w:noVBand="1" w:val="04A0"/>
+      </w:tblPr>
+      <w:tblGrid>
+        <w:gridCol w:w="4706"/>
+        <w:gridCol w:w="4706"/>
+      </w:tblGrid>
+      <w:tr>
+        <w:trPr>
+          <w:tblHeader w:val="true"/>
+        </w:trPr>
+        <w:tc>
+          <w:tcPr>
+            <w:tcW w:type="dxa" w:w="4706"/>
+          </w:tcPr>
+          <w:p>
+            <w:pPr>
+              <w:shd w:val="clear" w:color="auto" w:fill="EEEFF5"/>
+            </w:pPr>
+            <w:r>
+              <w:rPr>
+                <w:b/>
+              </w:rPr>
+              <w:t>位置</w:t>
+            </w:r>
+          </w:p>
+        </w:tc>
+        <w:tc>
+          <w:tcPr>
+            <w:tcW w:type="dxa" w:w="4706"/>
+          </w:tcPr>
+          <w:p>
+            <w:pPr>
+              <w:shd w:val="clear" w:color="auto" w:fill="EEEFF5"/>
+            </w:pPr>
+            <w:r>
+              <w:rPr>
+                <w:b/>
+              </w:rPr>
+              <w:t>机制</w:t>
+            </w:r>
+          </w:p>
+        </w:tc>
+      </w:tr>
+      <w:tr>
+        <w:tc>
+          <w:tcPr>
+            <w:tcW w:type="dxa" w:w="4706"/>
+          </w:tcPr>
+          <w:p>
+            <w:r>
+              <w:t>插件路由</w:t>
+            </w:r>
+          </w:p>
+        </w:tc>
+        <w:tc>
+          <w:tcPr>
+            <w:tcW w:type="dxa" w:w="4706"/>
+          </w:tcPr>
+          <w:p>
+            <w:r>
+              <w:t xml:space="preserve">每次加载都用新前缀覆盖 </w:t>
+            </w:r>
+            <w:r>
+              <w:rPr>
+                <w:rFonts w:ascii="Consolas" w:hAnsi="Consolas" w:eastAsia="Consolas"/>
+                <w:color w:val="4338CA"/>
+                <w:sz w:val="19"/>
+              </w:rPr>
+              <w:t>bp.url_prefix</w:t>
+            </w:r>
+            <w:r>
+              <w:t>（蓝图是模块级单例，不覆盖会沿用旧前缀）</w:t>
+            </w:r>
+          </w:p>
+        </w:tc>
+      </w:tr>
+      <w:tr>
+        <w:tc>
+          <w:tcPr>
+            <w:tcW w:type="dxa" w:w="4706"/>
+          </w:tcPr>
+          <w:p>
+            <w:r>
+              <w:t>侧栏菜单</w:t>
+            </w:r>
+          </w:p>
+        </w:tc>
+        <w:tc>
+          <w:tcPr>
+            <w:tcW w:type="dxa" w:w="4706"/>
+          </w:tcPr>
+          <w:p>
+            <w:r>
+              <w:t xml:space="preserve">菜单优先存 </w:t>
+            </w:r>
+            <w:r>
+              <w:rPr>
+                <w:b/>
+              </w:rPr>
+              <w:t>endpoint</w:t>
+            </w:r>
+            <w:r>
+              <w:t xml:space="preserve">（如 </w:t>
+            </w:r>
+            <w:r>
+              <w:rPr>
+                <w:rFonts w:ascii="Consolas" w:hAnsi="Consolas" w:eastAsia="Consolas"/>
+                <w:color w:val="4338CA"/>
+                <w:sz w:val="19"/>
+              </w:rPr>
+              <w:t>yezhongtao.erp.bridge.query_page</w:t>
+            </w:r>
+            <w:r>
+              <w:t xml:space="preserve">），渲染时 </w:t>
+            </w:r>
+            <w:r>
+              <w:rPr>
+                <w:rFonts w:ascii="Consolas" w:hAnsi="Consolas" w:eastAsia="Consolas"/>
+                <w:color w:val="4338CA"/>
+                <w:sz w:val="19"/>
+              </w:rPr>
+              <w:t>url_for(endpoint)</w:t>
+            </w:r>
+            <w:r>
+              <w:t xml:space="preserve"> 现算；老数据里写死的 URL 会把前缀归一化成 </w:t>
+            </w:r>
+            <w:r>
+              <w:rPr>
+                <w:rFonts w:ascii="Consolas" w:hAnsi="Consolas" w:eastAsia="Consolas"/>
+                <w:color w:val="4338CA"/>
+                <w:sz w:val="19"/>
+              </w:rPr>
+              <w:t>{prefix}</w:t>
+            </w:r>
+            <w:r>
+              <w:t xml:space="preserve"> 占位符，渲染时替换成当前前缀</w:t>
+            </w:r>
+          </w:p>
+        </w:tc>
+      </w:tr>
+      <w:tr>
+        <w:tc>
+          <w:tcPr>
+            <w:tcW w:type="dxa" w:w="4706"/>
+          </w:tcPr>
+          <w:p>
+            <w:r>
+              <w:t>菜单旧数据</w:t>
+            </w:r>
+          </w:p>
+        </w:tc>
+        <w:tc>
+          <w:tcPr>
+            <w:tcW w:type="dxa" w:w="4706"/>
+          </w:tcPr>
+          <w:p>
+            <w:r>
+              <w:rPr>
+                <w:rFonts w:ascii="Consolas" w:hAnsi="Consolas" w:eastAsia="Consolas"/>
+                <w:color w:val="4338CA"/>
+                <w:sz w:val="19"/>
+              </w:rPr>
+              <w:t>_nav_items()</w:t>
+            </w:r>
+            <w:r>
+              <w:t xml:space="preserve"> 还有一层兜底：若 URL 以插件"声明前缀"开头而实际前缀已变，自动替换成实际前缀</w:t>
+            </w:r>
+          </w:p>
+        </w:tc>
+      </w:tr>
+      <w:tr>
+        <w:tc>
+          <w:tcPr>
+            <w:tcW w:type="dxa" w:w="4706"/>
+          </w:tcPr>
+          <w:p>
+            <w:r>
+              <w:t>插件页内链接</w:t>
+            </w:r>
+          </w:p>
+        </w:tc>
+        <w:tc>
+          <w:tcPr>
+            <w:tcW w:type="dxa" w:w="4706"/>
+          </w:tcPr>
+          <w:p>
+            <w:r>
+              <w:t xml:space="preserve">插件模板用 </w:t>
+            </w:r>
+            <w:r>
+              <w:rPr>
+                <w:rFonts w:ascii="Consolas" w:hAnsi="Consolas" w:eastAsia="Consolas"/>
+                <w:color w:val="4338CA"/>
+                <w:sz w:val="19"/>
+              </w:rPr>
+              <w:t>url_for('.视图')</w:t>
+            </w:r>
+            <w:r>
+              <w:t xml:space="preserve">，代码用 </w:t>
+            </w:r>
+            <w:r>
+              <w:rPr>
+                <w:rFonts w:ascii="Consolas" w:hAnsi="Consolas" w:eastAsia="Consolas"/>
+                <w:color w:val="4338CA"/>
+                <w:sz w:val="19"/>
+              </w:rPr>
+              <w:t>ctx.url_for("视图")</w:t>
+            </w:r>
+            <w:r>
+              <w:t xml:space="preserve"> / </w:t>
+            </w:r>
+            <w:r>
+              <w:rPr>
+                <w:rFonts w:ascii="Consolas" w:hAnsi="Consolas" w:eastAsia="Consolas"/>
+                <w:color w:val="4338CA"/>
+                <w:sz w:val="19"/>
+              </w:rPr>
+              <w:t>ctx.url("/path")</w:t>
+            </w:r>
+          </w:p>
+        </w:tc>
+      </w:tr>
+      <w:tr>
+        <w:tc>
+          <w:tcPr>
+            <w:tcW w:type="dxa" w:w="4706"/>
+          </w:tcPr>
+          <w:p>
+            <w:r>
+              <w:t>插件管理页「打开管理页」</w:t>
+            </w:r>
+          </w:p>
+        </w:tc>
+        <w:tc>
+          <w:tcPr>
+            <w:tcW w:type="dxa" w:w="4706"/>
+          </w:tcPr>
+          <w:p>
+            <w:r>
+              <w:t xml:space="preserve">用 </w:t>
+            </w:r>
+            <w:r>
+              <w:rPr>
+                <w:rFonts w:ascii="Consolas" w:hAnsi="Consolas" w:eastAsia="Consolas"/>
+                <w:color w:val="4338CA"/>
+                <w:sz w:val="19"/>
+              </w:rPr>
+              <w:t>Plugin.actual_url_prefix</w:t>
+            </w:r>
+            <w:r>
+              <w:t>，重启加载后自动更新</w:t>
+            </w:r>
+          </w:p>
+        </w:tc>
+      </w:tr>
+      <w:tr>
+        <w:tc>
+          <w:tcPr>
+            <w:tcW w:type="dxa" w:w="4706"/>
+          </w:tcPr>
+          <w:p>
+            <w:r>
+              <w:t>插件 HTTP API 文档</w:t>
+            </w:r>
+          </w:p>
+        </w:tc>
+        <w:tc>
+          <w:tcPr>
+            <w:tcW w:type="dxa" w:w="4706"/>
+          </w:tcPr>
+          <w:p>
+            <w:r>
+              <w:t xml:space="preserve">页面里 </w:t>
+            </w:r>
+            <w:r>
+              <w:rPr>
+                <w:rFonts w:ascii="Consolas" w:hAnsi="Consolas" w:eastAsia="Consolas"/>
+                <w:color w:val="4338CA"/>
+                <w:sz w:val="19"/>
+              </w:rPr>
+              <w:t>base=url_for('.dashboard')</w:t>
+            </w:r>
+            <w:r>
+              <w:t>，展示的是当前前缀</w:t>
+            </w:r>
+          </w:p>
+        </w:tc>
+      </w:tr>
+      <w:tr>
+        <w:tc>
+          <w:tcPr>
+            <w:tcW w:type="dxa" w:w="4706"/>
+          </w:tcPr>
+          <w:p>
+            <w:r>
+              <w:t>前端脚本</w:t>
+            </w:r>
+          </w:p>
+        </w:tc>
+        <w:tc>
+          <w:tcPr>
+            <w:tcW w:type="dxa" w:w="4706"/>
+          </w:tcPr>
+          <w:p>
+            <w:r>
+              <w:t xml:space="preserve">内核 JS 的接口地址都由 </w:t>
+            </w:r>
+            <w:r>
+              <w:rPr>
+                <w:rFonts w:ascii="Consolas" w:hAnsi="Consolas" w:eastAsia="Consolas"/>
+                <w:color w:val="4338CA"/>
+                <w:sz w:val="19"/>
+              </w:rPr>
+              <w:t>location.pathname</w:t>
+            </w:r>
+            <w:r>
+              <w:t xml:space="preserve"> 推出，不写死前缀</w:t>
+            </w:r>
+          </w:p>
+        </w:tc>
+      </w:tr>
+    </w:tbl>
+    <w:p/>
+    <w:p>
+      <w:pPr>
+        <w:spacing w:after="60"/>
+        <w:ind w:left="283"/>
+      </w:pPr>
+      <w:r>
+        <w:rPr>
+          <w:color w:val="64748B"/>
+        </w:rPr>
+        <w:t>注意：改了前缀，</w:t>
+      </w:r>
+      <w:r>
+        <w:rPr>
+          <w:b/>
+          <w:color w:val="64748B"/>
+        </w:rPr>
+        <w:t>外部软件调用插件 HTTP API 的地址也会变</w:t>
+      </w:r>
+      <w:r>
+        <w:rPr>
+          <w:color w:val="64748B"/>
+        </w:rPr>
+        <w:t xml:space="preserve">（例如 </w:t>
+      </w:r>
+      <w:r>
+        <w:rPr>
+          <w:rFonts w:ascii="Consolas" w:hAnsi="Consolas" w:eastAsia="Consolas"/>
+          <w:color w:val="64748B"/>
+          <w:sz w:val="19"/>
+        </w:rPr>
+        <w:t>/erp/api/v1/...</w:t>
+      </w:r>
+    </w:p>
+    <w:p>
+      <w:pPr>
+        <w:spacing w:after="60"/>
+        <w:ind w:left="283"/>
+      </w:pPr>
+      <w:r>
+        <w:rPr>
+          <w:color w:val="64748B"/>
+        </w:rPr>
+        <w:t xml:space="preserve">变成 </w:t>
+      </w:r>
+      <w:r>
+        <w:rPr>
+          <w:rFonts w:ascii="Consolas" w:hAnsi="Consolas" w:eastAsia="Consolas"/>
+          <w:color w:val="64748B"/>
+          <w:sz w:val="19"/>
+        </w:rPr>
+        <w:t>/new/api/v1/...</w:t>
+      </w:r>
+      <w:r>
+        <w:rPr>
+          <w:color w:val="64748B"/>
+        </w:rPr>
+        <w:t>）。如果外部系统已经在用，改前缀时要同步通知对方，</w:t>
+      </w:r>
+    </w:p>
+    <w:p>
+      <w:pPr>
+        <w:spacing w:after="60"/>
+        <w:ind w:left="283"/>
+      </w:pPr>
+      <w:r>
+        <w:rPr>
+          <w:color w:val="64748B"/>
+        </w:rPr>
+        <w:t>或者在改之前先把接口调用方切到新地址。</w:t>
       </w:r>
     </w:p>
     <w:p>
@@ -17193,16 +17951,29 @@
         <w:br/>
         <w:t xml:space="preserve">    ctx.register_menus([</w:t>
         <w:br/>
-        <w:t xml:space="preserve">        {"name": "notice", "label": "公告通知", "url": "/notice/", "perm": "view", "order": 10}</w:t>
+        <w:t xml:space="preserve">        # 推荐：用 endpoint，改了 URL 映射菜单也会自动指到新地址</w:t>
+        <w:br/>
+        <w:t xml:space="preserve">        {"name": "notice", "label": "公告通知", "endpoint": "list_notices",</w:t>
+        <w:br/>
+        <w:t xml:space="preserve">         "perm": "view", "order": 10},</w:t>
         <w:br/>
         <w:t xml:space="preserve">    ])</w:t>
         <w:br/>
+        <w:t xml:space="preserve">    # 生成地址（不要在插件里写死 "/notice/..."）</w:t>
+        <w:br/>
+        <w:t xml:space="preserve">    # ctx.url_for("list_notices") → 当前前缀 + /     ctx.url("/edit") → 当前前缀 + /edit</w:t>
+        <w:br/>
         <w:t xml:space="preserve">    ctx.provide("notice.api", NoticeAPI())</w:t>
       </w:r>
     </w:p>
     <w:p>
       <w:r>
-        <w:t xml:space="preserve">规则：蓝图名必须等于 full_id；第三方库在文件顶部 import；不 import 其他插件（用 </w:t>
+        <w:t>规则：蓝图名由内核改写为 full_id（写什么无所谓）；第三方库在文件顶部 import；</w:t>
+      </w:r>
+    </w:p>
+    <w:p>
+      <w:r>
+        <w:t xml:space="preserve">不 import 其他插件（用 </w:t>
       </w:r>
       <w:r>
         <w:rPr>
@@ -17213,7 +17984,16 @@
         <w:t>ctx.require</w:t>
       </w:r>
       <w:r>
-        <w:t>）。</w:t>
+        <w:t>）；</w:t>
+      </w:r>
+      <w:r>
+        <w:rPr>
+          <w:b/>
+        </w:rPr>
+        <w:t>页面地址一律用 `url_for` / `ctx.url_for`</w:t>
+      </w:r>
+      <w:r>
+        <w:t>。</w:t>
       </w:r>
     </w:p>
     <w:p>
